--- a/Files/04 - Bamidbar/05 - Korach/5785/Korach 5785.docx
+++ b/Files/04 - Bamidbar/05 - Korach/5785/Korach 5785.docx
@@ -1319,7 +1319,19 @@
         <w:rPr>
           <w:rFonts w:ascii="Times New Roman" w:hAnsi="Times New Roman" w:cs="Times New Roman"/>
         </w:rPr>
-        <w:t xml:space="preserve">? </w:t>
+        <w:t>?</w:t>
+      </w:r>
+      <w:r>
+        <w:rPr>
+          <w:rFonts w:ascii="Times New Roman" w:hAnsi="Times New Roman" w:cs="Times New Roman"/>
+        </w:rPr>
+        <w:t>”</w:t>
+      </w:r>
+      <w:r>
+        <w:rPr>
+          <w:rFonts w:ascii="Times New Roman" w:hAnsi="Times New Roman" w:cs="Times New Roman"/>
+        </w:rPr>
+        <w:t xml:space="preserve"> </w:t>
       </w:r>
       <w:r>
         <w:rPr>
@@ -1602,7 +1614,19 @@
         <w:rPr>
           <w:rFonts w:ascii="Times New Roman" w:hAnsi="Times New Roman" w:cs="Times New Roman"/>
         </w:rPr>
-        <w:t>. Would you like to come?” To his surprise, the son said, “Yes.”, and they went together.</w:t>
+        <w:t>. Would you like to come?” To h</w:t>
+      </w:r>
+      <w:r>
+        <w:rPr>
+          <w:rFonts w:ascii="Times New Roman" w:hAnsi="Times New Roman" w:cs="Times New Roman"/>
+        </w:rPr>
+        <w:t>is surprise, the son said, “Yes,</w:t>
+      </w:r>
+      <w:r>
+        <w:rPr>
+          <w:rFonts w:ascii="Times New Roman" w:hAnsi="Times New Roman" w:cs="Times New Roman"/>
+        </w:rPr>
+        <w:t>” and they went together.</w:t>
       </w:r>
       <w:r>
         <w:rPr>
@@ -3035,7 +3059,7 @@
         <w:rPr>
           <w:rFonts w:ascii="Times New Roman" w:hAnsi="Times New Roman" w:cs="Times New Roman"/>
         </w:rPr>
-        <w:t xml:space="preserve">r </w:t>
+        <w:t>r</w:t>
       </w:r>
       <w:r>
         <w:rPr>

--- a/Files/04 - Bamidbar/05 - Korach/5785/Korach 5785.docx
+++ b/Files/04 - Bamidbar/05 - Korach/5785/Korach 5785.docx
@@ -3059,7 +3059,7 @@
         <w:rPr>
           <w:rFonts w:ascii="Times New Roman" w:hAnsi="Times New Roman" w:cs="Times New Roman"/>
         </w:rPr>
-        <w:t>r</w:t>
+        <w:t xml:space="preserve">r </w:t>
       </w:r>
       <w:r>
         <w:rPr>

--- a/Files/04 - Bamidbar/05 - Korach/5785/Korach 5785.docx
+++ b/Files/04 - Bamidbar/05 - Korach/5785/Korach 5785.docx
@@ -544,7 +544,33 @@
         <w:rPr>
           <w:rFonts w:ascii="Times New Roman" w:hAnsi="Times New Roman" w:cs="Times New Roman"/>
         </w:rPr>
-        <w:t xml:space="preserve"> Levi Yitzchok of Berditchev, there</w:t>
+        <w:t xml:space="preserve"> Levi Yitzchok of Berditchev,</w:t>
+      </w:r>
+      <w:r>
+        <w:rPr>
+          <w:rFonts w:ascii="Times New Roman" w:hAnsi="Times New Roman" w:cs="Times New Roman"/>
+        </w:rPr>
+        <w:t xml:space="preserve"> (</w:t>
+      </w:r>
+      <w:r>
+        <w:rPr>
+          <w:rFonts w:ascii="Times New Roman" w:hAnsi="Times New Roman" w:cs="Times New Roman"/>
+          <w:i/>
+          <w:iCs/>
+        </w:rPr>
+        <w:t>Rav Levi Yitzchok of Berditchev</w:t>
+      </w:r>
+      <w:r>
+        <w:rPr>
+          <w:rFonts w:ascii="Times New Roman" w:hAnsi="Times New Roman" w:cs="Times New Roman"/>
+        </w:rPr>
+        <w:t>. Permission granted by ArtScroll / Mesorah Publications)</w:t>
+      </w:r>
+      <w:r>
+        <w:rPr>
+          <w:rFonts w:ascii="Times New Roman" w:hAnsi="Times New Roman" w:cs="Times New Roman"/>
+        </w:rPr>
+        <w:t xml:space="preserve"> there</w:t>
       </w:r>
       <w:r>
         <w:rPr>
@@ -2219,7 +2245,14 @@
         <w:rPr>
           <w:rFonts w:ascii="Times New Roman" w:hAnsi="Times New Roman" w:cs="Times New Roman"/>
         </w:rPr>
-        <w:t xml:space="preserve"> does something, he gets paid for the results. If he gets something done, he gets paid for the action that he did. By us, we don</w:t>
+        <w:t xml:space="preserve"> does something, he gets </w:t>
+      </w:r>
+      <w:r>
+        <w:rPr>
+          <w:rFonts w:ascii="Times New Roman" w:hAnsi="Times New Roman" w:cs="Times New Roman"/>
+        </w:rPr>
+        <w:lastRenderedPageBreak/>
+        <w:t>paid for the results. If he gets something done, he gets paid for the action that he did. By us, we don</w:t>
       </w:r>
       <w:r>
         <w:rPr>
@@ -2231,14 +2264,7 @@
         <w:rPr>
           <w:rFonts w:ascii="Times New Roman" w:hAnsi="Times New Roman" w:cs="Times New Roman"/>
         </w:rPr>
-        <w:t xml:space="preserve">t pay </w:t>
-      </w:r>
-      <w:r>
-        <w:rPr>
-          <w:rFonts w:ascii="Times New Roman" w:hAnsi="Times New Roman" w:cs="Times New Roman"/>
-        </w:rPr>
-        <w:lastRenderedPageBreak/>
-        <w:t>for that. We don</w:t>
+        <w:t>t pay for that. We don</w:t>
       </w:r>
       <w:r>
         <w:rPr>
@@ -3059,7 +3085,7 @@
         <w:rPr>
           <w:rFonts w:ascii="Times New Roman" w:hAnsi="Times New Roman" w:cs="Times New Roman"/>
         </w:rPr>
-        <w:t xml:space="preserve">r </w:t>
+        <w:t>r</w:t>
       </w:r>
       <w:r>
         <w:rPr>

--- a/Files/04 - Bamidbar/05 - Korach/5785/Korach 5785.docx
+++ b/Files/04 - Bamidbar/05 - Korach/5785/Korach 5785.docx
@@ -3085,7 +3085,7 @@
         <w:rPr>
           <w:rFonts w:ascii="Times New Roman" w:hAnsi="Times New Roman" w:cs="Times New Roman"/>
         </w:rPr>
-        <w:t>r</w:t>
+        <w:t xml:space="preserve">r </w:t>
       </w:r>
       <w:r>
         <w:rPr>
